--- a/Successfully deployed a Java application running multiple microservices on Kubernetes using Helm and ArgoCD for automated GitOps.docx
+++ b/Successfully deployed a Java application running multiple microservices on Kubernetes using Helm and ArgoCD for automated GitOps.docx
@@ -12,10 +12,16 @@
         <w:t>Successfully deployed a Java application</w:t>
       </w:r>
       <w:r>
-        <w:t xml:space="preserve"> running multiple microservices</w:t>
-      </w:r>
-      <w:r>
-        <w:t xml:space="preserve"> on Kubernetes using Helm and </w:t>
+        <w:t xml:space="preserve"> running </w:t>
+      </w:r>
+      <w:r>
+        <w:t>on Kubernetes</w:t>
+      </w:r>
+      <w:r>
+        <w:t xml:space="preserve"> cluster</w:t>
+      </w:r>
+      <w:r>
+        <w:t xml:space="preserve"> using Helm and </w:t>
       </w:r>
       <w:proofErr w:type="spellStart"/>
       <w:r>
